--- a/Pixorama Service Page Content.docx
+++ b/Pixorama Service Page Content.docx
@@ -2,7 +2,7 @@
 <file path=word/document.xml><?xml version="1.0" encoding="utf-8"?>
 <w:document xmlns:w="http://schemas.openxmlformats.org/wordprocessingml/2006/main" xmlns:m="http://schemas.openxmlformats.org/officeDocument/2006/math" xmlns:r="http://schemas.openxmlformats.org/officeDocument/2006/relationships" xmlns:o="urn:schemas-microsoft-com:office:office" xmlns:v="urn:schemas-microsoft-com:vml" xmlns:w10="urn:schemas-microsoft-com:office:word" xmlns:a="http://schemas.openxmlformats.org/drawingml/2006/main" xmlns:pic="http://schemas.openxmlformats.org/drawingml/2006/picture" xmlns:wp="http://schemas.openxmlformats.org/drawingml/2006/wordprocessingDrawing">
   <w:body>
-    <w:bookmarkStart w:id="65" w:name="pixorama-service-page-content"/>
+    <w:bookmarkStart w:id="70" w:name="pixorama-service-page-content"/>
     <w:p>
       <w:pPr>
         <w:pStyle w:val="Heading1"/>
@@ -443,17 +443,50 @@
         <w:t xml:space="preserve"> </w:t>
       </w:r>
       <w:r>
-        <w:t xml:space="preserve">timelines, the four engagement models, proof, what drives cost, who it is and is not for, an FAQ,</w:t>
-      </w:r>
-      <w:r>
-        <w:t xml:space="preserve"> </w:t>
-      </w:r>
-      <w:r>
-        <w:t xml:space="preserve">internal links, and a form that attributes the lead to its page.</w:t>
+        <w:t xml:space="preserve">timelines, a five-step process, the four engagement models, proof, what drives cost, who it is and</w:t>
+      </w:r>
+      <w:r>
+        <w:t xml:space="preserve"> </w:t>
+      </w:r>
+      <w:r>
+        <w:t xml:space="preserve">is not for, an FAQ, internal links, and a form that attributes the lead to its page.</w:t>
+      </w:r>
+    </w:p>
+    <w:p>
+      <w:pPr>
+        <w:pStyle w:val="BodyText"/>
+      </w:pPr>
+      <w:r>
+        <w:rPr>
+          <w:bCs/>
+          <w:b/>
+        </w:rPr>
+        <w:t xml:space="preserve">Every H2 carries the keyword or a close variant</w:t>
+      </w:r>
+      <w:r>
+        <w:t xml:space="preserve">, per the strategy's keyword-placement rule, and</w:t>
+      </w:r>
+      <w:r>
+        <w:t xml:space="preserve"> </w:t>
+      </w:r>
+      <w:r>
+        <w:t xml:space="preserve">at least half of each page's FAQ questions name the service the way a buyer would ask about it. The</w:t>
+      </w:r>
+      <w:r>
+        <w:t xml:space="preserve"> </w:t>
+      </w:r>
+      <w:r>
+        <w:t xml:space="preserve">first draft used generic headings ("What's included", "Who it's for") that carried no keyword at</w:t>
+      </w:r>
+      <w:r>
+        <w:t xml:space="preserve"> </w:t>
+      </w:r>
+      <w:r>
+        <w:t xml:space="preserve">all; the build now rejects a page whose headings go generic again.</w:t>
       </w:r>
     </w:p>
     <w:bookmarkEnd w:id="20"/>
-    <w:bookmarkStart w:id="27" w:name="cloud-engineering-services"/>
+    <w:bookmarkStart w:id="28" w:name="cloud-engineering-services"/>
     <w:p>
       <w:pPr>
         <w:pStyle w:val="Heading2"/>
@@ -560,13 +593,13 @@
         <w:t xml:space="preserve">Platform support and development for Gateways. Live client work, not a capability claim.</w:t>
       </w:r>
     </w:p>
-    <w:bookmarkStart w:id="21" w:name="whats-included"/>
+    <w:bookmarkStart w:id="21" w:name="Xda35bc94eb234906c749e1d521532a91f5e34b7"/>
     <w:p>
       <w:pPr>
         <w:pStyle w:val="Heading3"/>
       </w:pPr>
       <w:r>
-        <w:t xml:space="preserve">What's included</w:t>
+        <w:t xml:space="preserve">What Our Cloud Engineering Services Include</w:t>
       </w:r>
     </w:p>
     <w:tbl>
@@ -845,13 +878,133 @@
       </w:r>
     </w:p>
     <w:bookmarkEnd w:id="22"/>
-    <w:bookmarkStart w:id="23" w:name="what-drives-cost"/>
+    <w:bookmarkStart w:id="23" w:name="our-five-step-cloud-engineering-process"/>
     <w:p>
       <w:pPr>
         <w:pStyle w:val="Heading3"/>
       </w:pPr>
       <w:r>
-        <w:t xml:space="preserve">What drives cost</w:t>
+        <w:t xml:space="preserve">Our Five-Step Cloud Engineering Process</w:t>
+      </w:r>
+    </w:p>
+    <w:p>
+      <w:pPr>
+        <w:numPr>
+          <w:ilvl w:val="0"/>
+          <w:numId w:val="1002"/>
+        </w:numPr>
+        <w:pStyle w:val="Compact"/>
+      </w:pPr>
+      <w:r>
+        <w:rPr>
+          <w:bCs/>
+          <w:b/>
+        </w:rPr>
+        <w:t xml:space="preserve">Assess the estate before touching it</w:t>
+      </w:r>
+      <w:r>
+        <w:t xml:space="preserve"> </w:t>
+      </w:r>
+      <w:r>
+        <w:t xml:space="preserve">What runs where, what it costs, what the compliance load actually is.</w:t>
+      </w:r>
+    </w:p>
+    <w:p>
+      <w:pPr>
+        <w:numPr>
+          <w:ilvl w:val="0"/>
+          <w:numId w:val="1002"/>
+        </w:numPr>
+        <w:pStyle w:val="Compact"/>
+      </w:pPr>
+      <w:r>
+        <w:rPr>
+          <w:bCs/>
+          <w:b/>
+        </w:rPr>
+        <w:t xml:space="preserve">Agree the target architecture</w:t>
+      </w:r>
+      <w:r>
+        <w:t xml:space="preserve"> </w:t>
+      </w:r>
+      <w:r>
+        <w:t xml:space="preserve">Landing zone shape, network and identity model, the guardrails that come with it.</w:t>
+      </w:r>
+    </w:p>
+    <w:p>
+      <w:pPr>
+        <w:numPr>
+          <w:ilvl w:val="0"/>
+          <w:numId w:val="1002"/>
+        </w:numPr>
+        <w:pStyle w:val="Compact"/>
+      </w:pPr>
+      <w:r>
+        <w:rPr>
+          <w:bCs/>
+          <w:b/>
+        </w:rPr>
+        <w:t xml:space="preserve">Ship a production increment</w:t>
+      </w:r>
+      <w:r>
+        <w:t xml:space="preserve"> </w:t>
+      </w:r>
+      <w:r>
+        <w:t xml:space="preserve">Inside the first fortnight, reproducible from source, not a slide deck.</w:t>
+      </w:r>
+    </w:p>
+    <w:p>
+      <w:pPr>
+        <w:numPr>
+          <w:ilvl w:val="0"/>
+          <w:numId w:val="1002"/>
+        </w:numPr>
+        <w:pStyle w:val="Compact"/>
+      </w:pPr>
+      <w:r>
+        <w:rPr>
+          <w:bCs/>
+          <w:b/>
+        </w:rPr>
+        <w:t xml:space="preserve">Migrate in steps with a rollback path</w:t>
+      </w:r>
+      <w:r>
+        <w:t xml:space="preserve"> </w:t>
+      </w:r>
+      <w:r>
+        <w:t xml:space="preserve">Workload by workload, with a way back at every one of them.</w:t>
+      </w:r>
+    </w:p>
+    <w:p>
+      <w:pPr>
+        <w:numPr>
+          <w:ilvl w:val="0"/>
+          <w:numId w:val="1002"/>
+        </w:numPr>
+        <w:pStyle w:val="Compact"/>
+      </w:pPr>
+      <w:r>
+        <w:rPr>
+          <w:bCs/>
+          <w:b/>
+        </w:rPr>
+        <w:t xml:space="preserve">Hand it over, documented</w:t>
+      </w:r>
+      <w:r>
+        <w:t xml:space="preserve"> </w:t>
+      </w:r>
+      <w:r>
+        <w:t xml:space="preserve">Code, infrastructure and runbooks, so your own engineers can run and extend it.</w:t>
+      </w:r>
+    </w:p>
+    <w:bookmarkEnd w:id="23"/>
+    <w:bookmarkStart w:id="24" w:name="what-cloud-engineering-services-cost"/>
+    <w:p>
+      <w:pPr>
+        <w:pStyle w:val="Heading3"/>
+      </w:pPr>
+      <w:r>
+        <w:t xml:space="preserve">What Cloud Engineering Services Cost</w:t>
       </w:r>
     </w:p>
     <w:p>
@@ -874,21 +1027,21 @@
         <w:t xml:space="preserve">(fixed-scope project with milestone commercials, versus an embedded squad).</w:t>
       </w:r>
     </w:p>
-    <w:bookmarkEnd w:id="23"/>
-    <w:bookmarkStart w:id="24" w:name="who-its-for"/>
+    <w:bookmarkEnd w:id="24"/>
+    <w:bookmarkStart w:id="25" w:name="Xa0d7d222894278e10288cc7e962b1b63c7f56ce"/>
     <w:p>
       <w:pPr>
         <w:pStyle w:val="Heading3"/>
       </w:pPr>
       <w:r>
-        <w:t xml:space="preserve">Who it's for</w:t>
-      </w:r>
-    </w:p>
-    <w:p>
-      <w:pPr>
-        <w:numPr>
-          <w:ilvl w:val="0"/>
-          <w:numId w:val="1002"/>
+        <w:t xml:space="preserve">Who Our Cloud Engineering Services Are For</w:t>
+      </w:r>
+    </w:p>
+    <w:p>
+      <w:pPr>
+        <w:numPr>
+          <w:ilvl w:val="0"/>
+          <w:numId w:val="1003"/>
         </w:numPr>
         <w:pStyle w:val="Compact"/>
       </w:pPr>
@@ -900,7 +1053,7 @@
       <w:pPr>
         <w:numPr>
           <w:ilvl w:val="0"/>
-          <w:numId w:val="1002"/>
+          <w:numId w:val="1003"/>
         </w:numPr>
         <w:pStyle w:val="Compact"/>
       </w:pPr>
@@ -912,7 +1065,7 @@
       <w:pPr>
         <w:numPr>
           <w:ilvl w:val="0"/>
-          <w:numId w:val="1002"/>
+          <w:numId w:val="1003"/>
         </w:numPr>
         <w:pStyle w:val="Compact"/>
       </w:pPr>
@@ -924,7 +1077,7 @@
       <w:pPr>
         <w:numPr>
           <w:ilvl w:val="0"/>
-          <w:numId w:val="1002"/>
+          <w:numId w:val="1003"/>
         </w:numPr>
         <w:pStyle w:val="Compact"/>
       </w:pPr>
@@ -932,8 +1085,8 @@
         <w:t xml:space="preserve">Teams who want the platform handed back, running, to their own engineers</w:t>
       </w:r>
     </w:p>
-    <w:bookmarkEnd w:id="24"/>
-    <w:bookmarkStart w:id="25" w:name="who-its-not-for"/>
+    <w:bookmarkEnd w:id="25"/>
+    <w:bookmarkStart w:id="26" w:name="who-its-not-for"/>
     <w:p>
       <w:pPr>
         <w:pStyle w:val="Heading3"/>
@@ -946,7 +1099,7 @@
       <w:pPr>
         <w:numPr>
           <w:ilvl w:val="0"/>
-          <w:numId w:val="1003"/>
+          <w:numId w:val="1004"/>
         </w:numPr>
         <w:pStyle w:val="Compact"/>
       </w:pPr>
@@ -958,7 +1111,7 @@
       <w:pPr>
         <w:numPr>
           <w:ilvl w:val="0"/>
-          <w:numId w:val="1003"/>
+          <w:numId w:val="1004"/>
         </w:numPr>
         <w:pStyle w:val="Compact"/>
       </w:pPr>
@@ -970,7 +1123,7 @@
       <w:pPr>
         <w:numPr>
           <w:ilvl w:val="0"/>
-          <w:numId w:val="1003"/>
+          <w:numId w:val="1004"/>
         </w:numPr>
         <w:pStyle w:val="Compact"/>
       </w:pPr>
@@ -978,14 +1131,14 @@
         <w:t xml:space="preserve">Teams wanting a platform run as a permanent black box; handover is designed in, not optional</w:t>
       </w:r>
     </w:p>
-    <w:bookmarkEnd w:id="25"/>
-    <w:bookmarkStart w:id="26" w:name="faq"/>
+    <w:bookmarkEnd w:id="26"/>
+    <w:bookmarkStart w:id="27" w:name="X129797ad6976a2d902c1ceab7e96d13f51e7df9"/>
     <w:p>
       <w:pPr>
         <w:pStyle w:val="Heading3"/>
       </w:pPr>
       <w:r>
-        <w:t xml:space="preserve">FAQ</w:t>
+        <w:t xml:space="preserve">Frequently Asked Questions About Cloud Engineering Services</w:t>
       </w:r>
     </w:p>
     <w:p>
@@ -1126,9 +1279,9 @@
         <w:t xml:space="preserve">cost is an architecture problem, cloud migration strategy, zero trust without stopping delivery.</w:t>
       </w:r>
     </w:p>
-    <w:bookmarkEnd w:id="26"/>
     <w:bookmarkEnd w:id="27"/>
-    <w:bookmarkStart w:id="34" w:name="ai-development-services"/>
+    <w:bookmarkEnd w:id="28"/>
+    <w:bookmarkStart w:id="36" w:name="ai-development-services"/>
     <w:p>
       <w:pPr>
         <w:pStyle w:val="Heading2"/>
@@ -1251,13 +1404,13 @@
         <w:t xml:space="preserve">We start from the outcome and the data, not the demo, so what ships is safe and measurable.</w:t>
       </w:r>
     </w:p>
-    <w:bookmarkStart w:id="28" w:name="whats-included-1"/>
+    <w:bookmarkStart w:id="29" w:name="what-our-ai-development-services-include"/>
     <w:p>
       <w:pPr>
         <w:pStyle w:val="Heading3"/>
       </w:pPr>
       <w:r>
-        <w:t xml:space="preserve">What's included</w:t>
+        <w:t xml:space="preserve">What Our AI Development Services Include</w:t>
       </w:r>
     </w:p>
     <w:tbl>
@@ -1501,8 +1654,8 @@
         </w:tc>
       </w:tr>
     </w:tbl>
-    <w:bookmarkEnd w:id="28"/>
-    <w:bookmarkStart w:id="29" w:name="timelines-1"/>
+    <w:bookmarkEnd w:id="29"/>
+    <w:bookmarkStart w:id="30" w:name="timelines-1"/>
     <w:p>
       <w:pPr>
         <w:pStyle w:val="Heading3"/>
@@ -1515,7 +1668,7 @@
       <w:pPr>
         <w:numPr>
           <w:ilvl w:val="0"/>
-          <w:numId w:val="1004"/>
+          <w:numId w:val="1005"/>
         </w:numPr>
         <w:pStyle w:val="Compact"/>
       </w:pPr>
@@ -1527,7 +1680,7 @@
       <w:pPr>
         <w:numPr>
           <w:ilvl w:val="0"/>
-          <w:numId w:val="1004"/>
+          <w:numId w:val="1005"/>
         </w:numPr>
         <w:pStyle w:val="Compact"/>
       </w:pPr>
@@ -1535,14 +1688,134 @@
         <w:t xml:space="preserve">Then short cycles, with the evaluation set growing alongside the feature.</w:t>
       </w:r>
     </w:p>
-    <w:bookmarkEnd w:id="29"/>
-    <w:bookmarkStart w:id="30" w:name="what-drives-cost-1"/>
+    <w:bookmarkEnd w:id="30"/>
+    <w:bookmarkStart w:id="31" w:name="our-five-step-ai-development-process"/>
     <w:p>
       <w:pPr>
         <w:pStyle w:val="Heading3"/>
       </w:pPr>
       <w:r>
-        <w:t xml:space="preserve">What drives cost</w:t>
+        <w:t xml:space="preserve">Our Five-Step AI Development Process</w:t>
+      </w:r>
+    </w:p>
+    <w:p>
+      <w:pPr>
+        <w:numPr>
+          <w:ilvl w:val="0"/>
+          <w:numId w:val="1006"/>
+        </w:numPr>
+        <w:pStyle w:val="Compact"/>
+      </w:pPr>
+      <w:r>
+        <w:rPr>
+          <w:bCs/>
+          <w:b/>
+        </w:rPr>
+        <w:t xml:space="preserve">Pick the question set first</w:t>
+      </w:r>
+      <w:r>
+        <w:t xml:space="preserve"> </w:t>
+      </w:r>
+      <w:r>
+        <w:t xml:space="preserve">The decisions and answers the system must get right, written down before any model is chosen.</w:t>
+      </w:r>
+    </w:p>
+    <w:p>
+      <w:pPr>
+        <w:numPr>
+          <w:ilvl w:val="0"/>
+          <w:numId w:val="1006"/>
+        </w:numPr>
+        <w:pStyle w:val="Compact"/>
+      </w:pPr>
+      <w:r>
+        <w:rPr>
+          <w:bCs/>
+          <w:b/>
+        </w:rPr>
+        <w:t xml:space="preserve">Get the data ready</w:t>
+      </w:r>
+      <w:r>
+        <w:t xml:space="preserve"> </w:t>
+      </w:r>
+      <w:r>
+        <w:t xml:space="preserve">Pipelines, permissions and quality work, because retrieval is only as good as what it reads.</w:t>
+      </w:r>
+    </w:p>
+    <w:p>
+      <w:pPr>
+        <w:numPr>
+          <w:ilvl w:val="0"/>
+          <w:numId w:val="1006"/>
+        </w:numPr>
+        <w:pStyle w:val="Compact"/>
+      </w:pPr>
+      <w:r>
+        <w:rPr>
+          <w:bCs/>
+          <w:b/>
+        </w:rPr>
+        <w:t xml:space="preserve">Build the evaluation set before the feature</w:t>
+      </w:r>
+      <w:r>
+        <w:t xml:space="preserve"> </w:t>
+      </w:r>
+      <w:r>
+        <w:t xml:space="preserve">A scored set of real questions, so quality is measured rather than asserted.</w:t>
+      </w:r>
+    </w:p>
+    <w:p>
+      <w:pPr>
+        <w:numPr>
+          <w:ilvl w:val="0"/>
+          <w:numId w:val="1006"/>
+        </w:numPr>
+        <w:pStyle w:val="Compact"/>
+      </w:pPr>
+      <w:r>
+        <w:rPr>
+          <w:bCs/>
+          <w:b/>
+        </w:rPr>
+        <w:t xml:space="preserve">Ship a narrow slice to production</w:t>
+      </w:r>
+      <w:r>
+        <w:t xml:space="preserve"> </w:t>
+      </w:r>
+      <w:r>
+        <w:t xml:space="preserve">One evaluable workflow inside the first fortnight, with guardrails and an audit trail.</w:t>
+      </w:r>
+    </w:p>
+    <w:p>
+      <w:pPr>
+        <w:numPr>
+          <w:ilvl w:val="0"/>
+          <w:numId w:val="1006"/>
+        </w:numPr>
+        <w:pStyle w:val="Compact"/>
+      </w:pPr>
+      <w:r>
+        <w:rPr>
+          <w:bCs/>
+          <w:b/>
+        </w:rPr>
+        <w:t xml:space="preserve">Monitor quality, cost and drift</w:t>
+      </w:r>
+      <w:r>
+        <w:t xml:space="preserve"> </w:t>
+      </w:r>
+      <w:r>
+        <w:t xml:space="preserve">Live monitoring and regression evaluation on every change after launch.</w:t>
+      </w:r>
+    </w:p>
+    <w:bookmarkEnd w:id="31"/>
+    <w:bookmarkStart w:id="32" w:name="what-ai-development-services-cost"/>
+    <w:p>
+      <w:pPr>
+        <w:pStyle w:val="Heading3"/>
+      </w:pPr>
+      <w:r>
+        <w:t xml:space="preserve">What AI Development Services Cost</w:t>
       </w:r>
     </w:p>
     <w:p>
@@ -1565,21 +1838,21 @@
         <w:t xml:space="preserve">· compliance load · run cost, which we design against rather than discover later.</w:t>
       </w:r>
     </w:p>
-    <w:bookmarkEnd w:id="30"/>
-    <w:bookmarkStart w:id="31" w:name="who-its-for-1"/>
+    <w:bookmarkEnd w:id="32"/>
+    <w:bookmarkStart w:id="33" w:name="who-our-ai-development-services-are-for"/>
     <w:p>
       <w:pPr>
         <w:pStyle w:val="Heading3"/>
       </w:pPr>
       <w:r>
-        <w:t xml:space="preserve">Who it's for</w:t>
-      </w:r>
-    </w:p>
-    <w:p>
-      <w:pPr>
-        <w:numPr>
-          <w:ilvl w:val="0"/>
-          <w:numId w:val="1005"/>
+        <w:t xml:space="preserve">Who Our AI Development Services Are For</w:t>
+      </w:r>
+    </w:p>
+    <w:p>
+      <w:pPr>
+        <w:numPr>
+          <w:ilvl w:val="0"/>
+          <w:numId w:val="1007"/>
         </w:numPr>
         <w:pStyle w:val="Compact"/>
       </w:pPr>
@@ -1591,7 +1864,7 @@
       <w:pPr>
         <w:numPr>
           <w:ilvl w:val="0"/>
-          <w:numId w:val="1005"/>
+          <w:numId w:val="1007"/>
         </w:numPr>
         <w:pStyle w:val="Compact"/>
       </w:pPr>
@@ -1603,7 +1876,7 @@
       <w:pPr>
         <w:numPr>
           <w:ilvl w:val="0"/>
-          <w:numId w:val="1005"/>
+          <w:numId w:val="1007"/>
         </w:numPr>
         <w:pStyle w:val="Compact"/>
       </w:pPr>
@@ -1615,7 +1888,7 @@
       <w:pPr>
         <w:numPr>
           <w:ilvl w:val="0"/>
-          <w:numId w:val="1005"/>
+          <w:numId w:val="1007"/>
         </w:numPr>
         <w:pStyle w:val="Compact"/>
       </w:pPr>
@@ -1623,8 +1896,8 @@
         <w:t xml:space="preserve">Teams who want the AI system handed back, documented and runnable by their own engineers</w:t>
       </w:r>
     </w:p>
-    <w:bookmarkEnd w:id="31"/>
-    <w:bookmarkStart w:id="32" w:name="who-its-not-for-1"/>
+    <w:bookmarkEnd w:id="33"/>
+    <w:bookmarkStart w:id="34" w:name="who-its-not-for-1"/>
     <w:p>
       <w:pPr>
         <w:pStyle w:val="Heading3"/>
@@ -1637,7 +1910,7 @@
       <w:pPr>
         <w:numPr>
           <w:ilvl w:val="0"/>
-          <w:numId w:val="1006"/>
+          <w:numId w:val="1008"/>
         </w:numPr>
         <w:pStyle w:val="Compact"/>
       </w:pPr>
@@ -1649,7 +1922,7 @@
       <w:pPr>
         <w:numPr>
           <w:ilvl w:val="0"/>
-          <w:numId w:val="1006"/>
+          <w:numId w:val="1008"/>
         </w:numPr>
         <w:pStyle w:val="Compact"/>
       </w:pPr>
@@ -1661,7 +1934,7 @@
       <w:pPr>
         <w:numPr>
           <w:ilvl w:val="0"/>
-          <w:numId w:val="1006"/>
+          <w:numId w:val="1008"/>
         </w:numPr>
         <w:pStyle w:val="Compact"/>
       </w:pPr>
@@ -1669,14 +1942,14 @@
         <w:t xml:space="preserve">Anyone wanting AI added because it is expected, with no outcome attached</w:t>
       </w:r>
     </w:p>
-    <w:bookmarkEnd w:id="32"/>
-    <w:bookmarkStart w:id="33" w:name="faq-1"/>
+    <w:bookmarkEnd w:id="34"/>
+    <w:bookmarkStart w:id="35" w:name="X429601f2ca21be09e6b29fd45c1a81ead00147c"/>
     <w:p>
       <w:pPr>
         <w:pStyle w:val="Heading3"/>
       </w:pPr>
       <w:r>
-        <w:t xml:space="preserve">FAQ</w:t>
+        <w:t xml:space="preserve">Frequently Asked Questions About AI Development Services</w:t>
       </w:r>
     </w:p>
     <w:p>
@@ -1871,9 +2144,9 @@
         <w:t xml:space="preserve">category.</w:t>
       </w:r>
     </w:p>
-    <w:bookmarkEnd w:id="33"/>
-    <w:bookmarkEnd w:id="34"/>
-    <w:bookmarkStart w:id="42" w:name="mobile-app-development"/>
+    <w:bookmarkEnd w:id="35"/>
+    <w:bookmarkEnd w:id="36"/>
+    <w:bookmarkStart w:id="45" w:name="mobile-app-development"/>
     <w:p>
       <w:pPr>
         <w:pStyle w:val="Heading2"/>
@@ -2010,13 +2283,13 @@
         <w:t xml:space="preserve">build in both stores, laid out properly for tablets rather than stretched.</w:t>
       </w:r>
     </w:p>
-    <w:bookmarkStart w:id="35" w:name="whats-included-2"/>
+    <w:bookmarkStart w:id="37" w:name="X6937b72ef3e36f49801881fb705fde31f9f1edf"/>
     <w:p>
       <w:pPr>
         <w:pStyle w:val="Heading3"/>
       </w:pPr>
       <w:r>
-        <w:t xml:space="preserve">What's included</w:t>
+        <w:t xml:space="preserve">What Our Mobile App Development Services Include</w:t>
       </w:r>
     </w:p>
     <w:tbl>
@@ -2286,8 +2559,8 @@
         </w:tc>
       </w:tr>
     </w:tbl>
-    <w:bookmarkEnd w:id="35"/>
-    <w:bookmarkStart w:id="36" w:name="native-or-cross-platform"/>
+    <w:bookmarkEnd w:id="37"/>
+    <w:bookmarkStart w:id="38" w:name="native-or-cross-platform"/>
     <w:p>
       <w:pPr>
         <w:pStyle w:val="Heading3"/>
@@ -2362,8 +2635,8 @@
         <w:t xml:space="preserve">across both platforms and one codebase is the cheaper, faster route.</w:t>
       </w:r>
     </w:p>
-    <w:bookmarkEnd w:id="36"/>
-    <w:bookmarkStart w:id="37" w:name="timelines-2"/>
+    <w:bookmarkEnd w:id="38"/>
+    <w:bookmarkStart w:id="39" w:name="timelines-2"/>
     <w:p>
       <w:pPr>
         <w:pStyle w:val="Heading3"/>
@@ -2376,7 +2649,7 @@
       <w:pPr>
         <w:numPr>
           <w:ilvl w:val="0"/>
-          <w:numId w:val="1007"/>
+          <w:numId w:val="1009"/>
         </w:numPr>
         <w:pStyle w:val="Compact"/>
       </w:pPr>
@@ -2388,7 +2661,7 @@
       <w:pPr>
         <w:numPr>
           <w:ilvl w:val="0"/>
-          <w:numId w:val="1007"/>
+          <w:numId w:val="1009"/>
         </w:numPr>
         <w:pStyle w:val="Compact"/>
       </w:pPr>
@@ -2396,14 +2669,134 @@
         <w:t xml:space="preserve">Store review time sits with Apple and Google, so we plan around it rather than promise through it.</w:t>
       </w:r>
     </w:p>
-    <w:bookmarkEnd w:id="37"/>
-    <w:bookmarkStart w:id="38" w:name="what-drives-cost-2"/>
+    <w:bookmarkEnd w:id="39"/>
+    <w:bookmarkStart w:id="40" w:name="X1b5f278d2da4dbbf9f63b6b2b84a33da29c144f"/>
     <w:p>
       <w:pPr>
         <w:pStyle w:val="Heading3"/>
       </w:pPr>
       <w:r>
-        <w:t xml:space="preserve">What drives cost</w:t>
+        <w:t xml:space="preserve">Our Five-Step Mobile App Development Process</w:t>
+      </w:r>
+    </w:p>
+    <w:p>
+      <w:pPr>
+        <w:numPr>
+          <w:ilvl w:val="0"/>
+          <w:numId w:val="1010"/>
+        </w:numPr>
+        <w:pStyle w:val="Compact"/>
+      </w:pPr>
+      <w:r>
+        <w:rPr>
+          <w:bCs/>
+          <w:b/>
+        </w:rPr>
+        <w:t xml:space="preserve">Agree the specification</w:t>
+      </w:r>
+      <w:r>
+        <w:t xml:space="preserve"> </w:t>
+      </w:r>
+      <w:r>
+        <w:t xml:space="preserve">Feature list, platforms, and the decision between native and cross-platform, made against that list.</w:t>
+      </w:r>
+    </w:p>
+    <w:p>
+      <w:pPr>
+        <w:numPr>
+          <w:ilvl w:val="0"/>
+          <w:numId w:val="1010"/>
+        </w:numPr>
+        <w:pStyle w:val="Compact"/>
+      </w:pPr>
+      <w:r>
+        <w:rPr>
+          <w:bCs/>
+          <w:b/>
+        </w:rPr>
+        <w:t xml:space="preserve">Design for phone and tablet together</w:t>
+      </w:r>
+      <w:r>
+        <w:t xml:space="preserve"> </w:t>
+      </w:r>
+      <w:r>
+        <w:t xml:space="preserve">Tablet layouts laid out properly from the start, not stretched at the end.</w:t>
+      </w:r>
+    </w:p>
+    <w:p>
+      <w:pPr>
+        <w:numPr>
+          <w:ilvl w:val="0"/>
+          <w:numId w:val="1010"/>
+        </w:numPr>
+        <w:pStyle w:val="Compact"/>
+      </w:pPr>
+      <w:r>
+        <w:rPr>
+          <w:bCs/>
+          <w:b/>
+        </w:rPr>
+        <w:t xml:space="preserve">Ship a production increment</w:t>
+      </w:r>
+      <w:r>
+        <w:t xml:space="preserve"> </w:t>
+      </w:r>
+      <w:r>
+        <w:t xml:space="preserve">A real signed build on a device inside the first fortnight.</w:t>
+      </w:r>
+    </w:p>
+    <w:p>
+      <w:pPr>
+        <w:numPr>
+          <w:ilvl w:val="0"/>
+          <w:numId w:val="1010"/>
+        </w:numPr>
+        <w:pStyle w:val="Compact"/>
+      </w:pPr>
+      <w:r>
+        <w:rPr>
+          <w:bCs/>
+          <w:b/>
+        </w:rPr>
+        <w:t xml:space="preserve">Harden offline, payments and deep links</w:t>
+      </w:r>
+      <w:r>
+        <w:t xml:space="preserve"> </w:t>
+      </w:r>
+      <w:r>
+        <w:t xml:space="preserve">The parts that fail in the field: sync on a bad connection, store billing, link routing.</w:t>
+      </w:r>
+    </w:p>
+    <w:p>
+      <w:pPr>
+        <w:numPr>
+          <w:ilvl w:val="0"/>
+          <w:numId w:val="1010"/>
+        </w:numPr>
+        <w:pStyle w:val="Compact"/>
+      </w:pPr>
+      <w:r>
+        <w:rPr>
+          <w:bCs/>
+          <w:b/>
+        </w:rPr>
+        <w:t xml:space="preserve">Submit, release and hand over</w:t>
+      </w:r>
+      <w:r>
+        <w:t xml:space="preserve"> </w:t>
+      </w:r>
+      <w:r>
+        <w:t xml:space="preserve">Store listings, review handling, and the signing assets and code transferred to you.</w:t>
+      </w:r>
+    </w:p>
+    <w:bookmarkEnd w:id="40"/>
+    <w:bookmarkStart w:id="41" w:name="what-mobile-app-development-costs"/>
+    <w:p>
+      <w:pPr>
+        <w:pStyle w:val="Heading3"/>
+      </w:pPr>
+      <w:r>
+        <w:t xml:space="preserve">What Mobile App Development Costs</w:t>
       </w:r>
     </w:p>
     <w:p>
@@ -2432,21 +2825,21 @@
         <w:t xml:space="preserve">pricing section.</w:t>
       </w:r>
     </w:p>
-    <w:bookmarkEnd w:id="38"/>
-    <w:bookmarkStart w:id="39" w:name="who-its-for-2"/>
+    <w:bookmarkEnd w:id="41"/>
+    <w:bookmarkStart w:id="42" w:name="X2120a6cae9cb469e563c0667d7499987763fa21"/>
     <w:p>
       <w:pPr>
         <w:pStyle w:val="Heading3"/>
       </w:pPr>
       <w:r>
-        <w:t xml:space="preserve">Who it's for</w:t>
-      </w:r>
-    </w:p>
-    <w:p>
-      <w:pPr>
-        <w:numPr>
-          <w:ilvl w:val="0"/>
-          <w:numId w:val="1008"/>
+        <w:t xml:space="preserve">Who Our Mobile App Development Services Are For</w:t>
+      </w:r>
+    </w:p>
+    <w:p>
+      <w:pPr>
+        <w:numPr>
+          <w:ilvl w:val="0"/>
+          <w:numId w:val="1011"/>
         </w:numPr>
         <w:pStyle w:val="Compact"/>
       </w:pPr>
@@ -2458,7 +2851,7 @@
       <w:pPr>
         <w:numPr>
           <w:ilvl w:val="0"/>
-          <w:numId w:val="1008"/>
+          <w:numId w:val="1011"/>
         </w:numPr>
         <w:pStyle w:val="Compact"/>
       </w:pPr>
@@ -2470,7 +2863,7 @@
       <w:pPr>
         <w:numPr>
           <w:ilvl w:val="0"/>
-          <w:numId w:val="1008"/>
+          <w:numId w:val="1011"/>
         </w:numPr>
         <w:pStyle w:val="Compact"/>
       </w:pPr>
@@ -2482,7 +2875,7 @@
       <w:pPr>
         <w:numPr>
           <w:ilvl w:val="0"/>
-          <w:numId w:val="1008"/>
+          <w:numId w:val="1011"/>
         </w:numPr>
         <w:pStyle w:val="Compact"/>
       </w:pPr>
@@ -2490,8 +2883,8 @@
         <w:t xml:space="preserve">Teams who want the signed build, the signing assets and the code handed over</w:t>
       </w:r>
     </w:p>
-    <w:bookmarkEnd w:id="39"/>
-    <w:bookmarkStart w:id="40" w:name="who-its-not-for-2"/>
+    <w:bookmarkEnd w:id="42"/>
+    <w:bookmarkStart w:id="43" w:name="who-its-not-for-2"/>
     <w:p>
       <w:pPr>
         <w:pStyle w:val="Heading3"/>
@@ -2504,7 +2897,7 @@
       <w:pPr>
         <w:numPr>
           <w:ilvl w:val="0"/>
-          <w:numId w:val="1009"/>
+          <w:numId w:val="1012"/>
         </w:numPr>
         <w:pStyle w:val="Compact"/>
       </w:pPr>
@@ -2516,7 +2909,7 @@
       <w:pPr>
         <w:numPr>
           <w:ilvl w:val="0"/>
-          <w:numId w:val="1009"/>
+          <w:numId w:val="1012"/>
         </w:numPr>
         <w:pStyle w:val="Compact"/>
       </w:pPr>
@@ -2528,7 +2921,7 @@
       <w:pPr>
         <w:numPr>
           <w:ilvl w:val="0"/>
-          <w:numId w:val="1009"/>
+          <w:numId w:val="1012"/>
         </w:numPr>
         <w:pStyle w:val="Compact"/>
       </w:pPr>
@@ -2536,14 +2929,14 @@
         <w:t xml:space="preserve">Teams wanting hourly junior capacity rather than a senior-led build</w:t>
       </w:r>
     </w:p>
-    <w:bookmarkEnd w:id="40"/>
-    <w:bookmarkStart w:id="41" w:name="faq-2"/>
+    <w:bookmarkEnd w:id="43"/>
+    <w:bookmarkStart w:id="44" w:name="Xd61f89d0758551f2fc0d93732531cdbd684484a"/>
     <w:p>
       <w:pPr>
         <w:pStyle w:val="Heading3"/>
       </w:pPr>
       <w:r>
-        <w:t xml:space="preserve">FAQ</w:t>
+        <w:t xml:space="preserve">Frequently Asked Questions About Mobile App Development</w:t>
       </w:r>
     </w:p>
     <w:p>
@@ -2708,9 +3101,9 @@
         <w:t xml:space="preserve">vs React Native, shipping mobile on two platforms, mobile app development cost.</w:t>
       </w:r>
     </w:p>
-    <w:bookmarkEnd w:id="41"/>
-    <w:bookmarkEnd w:id="42"/>
-    <w:bookmarkStart w:id="49" w:name="product--software-engineering"/>
+    <w:bookmarkEnd w:id="44"/>
+    <w:bookmarkEnd w:id="45"/>
+    <w:bookmarkStart w:id="53" w:name="product--software-engineering"/>
     <w:p>
       <w:pPr>
         <w:pStyle w:val="Heading2"/>
@@ -2825,13 +3218,13 @@
         <w:t xml:space="preserve">Platforms shipped for BVIVE, Gateways and New Zealand Gateway.</w:t>
       </w:r>
     </w:p>
-    <w:bookmarkStart w:id="43" w:name="whats-included-3"/>
+    <w:bookmarkStart w:id="46" w:name="X89460a23ad5765f8db00b1fa1efee58adb9b8b2"/>
     <w:p>
       <w:pPr>
         <w:pStyle w:val="Heading3"/>
       </w:pPr>
       <w:r>
-        <w:t xml:space="preserve">What's included</w:t>
+        <w:t xml:space="preserve">What Our Product &amp; Software Engineering Services Include</w:t>
       </w:r>
     </w:p>
     <w:tbl>
@@ -3075,8 +3468,8 @@
         </w:tc>
       </w:tr>
     </w:tbl>
-    <w:bookmarkEnd w:id="43"/>
-    <w:bookmarkStart w:id="44" w:name="timelines-3"/>
+    <w:bookmarkEnd w:id="46"/>
+    <w:bookmarkStart w:id="47" w:name="timelines-3"/>
     <w:p>
       <w:pPr>
         <w:pStyle w:val="Heading3"/>
@@ -3089,7 +3482,7 @@
       <w:pPr>
         <w:numPr>
           <w:ilvl w:val="0"/>
-          <w:numId w:val="1010"/>
+          <w:numId w:val="1013"/>
         </w:numPr>
         <w:pStyle w:val="Compact"/>
       </w:pPr>
@@ -3101,7 +3494,7 @@
       <w:pPr>
         <w:numPr>
           <w:ilvl w:val="0"/>
-          <w:numId w:val="1010"/>
+          <w:numId w:val="1013"/>
         </w:numPr>
         <w:pStyle w:val="Compact"/>
       </w:pPr>
@@ -3109,14 +3502,134 @@
         <w:t xml:space="preserve">Then short, continuous cycles.</w:t>
       </w:r>
     </w:p>
-    <w:bookmarkEnd w:id="44"/>
-    <w:bookmarkStart w:id="45" w:name="what-drives-cost-3"/>
+    <w:bookmarkEnd w:id="47"/>
+    <w:bookmarkStart w:id="48" w:name="X8947084054024fee7dd47960679e9aac6e82ccb"/>
     <w:p>
       <w:pPr>
         <w:pStyle w:val="Heading3"/>
       </w:pPr>
       <w:r>
-        <w:t xml:space="preserve">What drives cost</w:t>
+        <w:t xml:space="preserve">Our Five-Step Software Engineering Process</w:t>
+      </w:r>
+    </w:p>
+    <w:p>
+      <w:pPr>
+        <w:numPr>
+          <w:ilvl w:val="0"/>
+          <w:numId w:val="1014"/>
+        </w:numPr>
+        <w:pStyle w:val="Compact"/>
+      </w:pPr>
+      <w:r>
+        <w:rPr>
+          <w:bCs/>
+          <w:b/>
+        </w:rPr>
+        <w:t xml:space="preserve">Discovery against production reality</w:t>
+      </w:r>
+      <w:r>
+        <w:t xml:space="preserve"> </w:t>
+      </w:r>
+      <w:r>
+        <w:t xml:space="preserve">The existing system, the constraints and the deadline that has not moved.</w:t>
+      </w:r>
+    </w:p>
+    <w:p>
+      <w:pPr>
+        <w:numPr>
+          <w:ilvl w:val="0"/>
+          <w:numId w:val="1014"/>
+        </w:numPr>
+        <w:pStyle w:val="Compact"/>
+      </w:pPr>
+      <w:r>
+        <w:rPr>
+          <w:bCs/>
+          <w:b/>
+        </w:rPr>
+        <w:t xml:space="preserve">Agree the slice that ships first</w:t>
+      </w:r>
+      <w:r>
+        <w:t xml:space="preserve"> </w:t>
+      </w:r>
+      <w:r>
+        <w:t xml:space="preserve">The narrowest thing that is genuinely useful in production.</w:t>
+      </w:r>
+    </w:p>
+    <w:p>
+      <w:pPr>
+        <w:numPr>
+          <w:ilvl w:val="0"/>
+          <w:numId w:val="1014"/>
+        </w:numPr>
+        <w:pStyle w:val="Compact"/>
+      </w:pPr>
+      <w:r>
+        <w:rPr>
+          <w:bCs/>
+          <w:b/>
+        </w:rPr>
+        <w:t xml:space="preserve">Ship a production increment</w:t>
+      </w:r>
+      <w:r>
+        <w:t xml:space="preserve"> </w:t>
+      </w:r>
+      <w:r>
+        <w:t xml:space="preserve">Inside the first fortnight, senior-led, with the engineering controls already in place.</w:t>
+      </w:r>
+    </w:p>
+    <w:p>
+      <w:pPr>
+        <w:numPr>
+          <w:ilvl w:val="0"/>
+          <w:numId w:val="1014"/>
+        </w:numPr>
+        <w:pStyle w:val="Compact"/>
+      </w:pPr>
+      <w:r>
+        <w:rPr>
+          <w:bCs/>
+          <w:b/>
+        </w:rPr>
+        <w:t xml:space="preserve">Replace the legacy incrementally</w:t>
+      </w:r>
+      <w:r>
+        <w:t xml:space="preserve"> </w:t>
+      </w:r>
+      <w:r>
+        <w:t xml:space="preserve">A working system at every step, never a big-bang rewrite.</w:t>
+      </w:r>
+    </w:p>
+    <w:p>
+      <w:pPr>
+        <w:numPr>
+          <w:ilvl w:val="0"/>
+          <w:numId w:val="1014"/>
+        </w:numPr>
+        <w:pStyle w:val="Compact"/>
+      </w:pPr>
+      <w:r>
+        <w:rPr>
+          <w:bCs/>
+          <w:b/>
+        </w:rPr>
+        <w:t xml:space="preserve">Hand over with documentation and enablement</w:t>
+      </w:r>
+      <w:r>
+        <w:t xml:space="preserve"> </w:t>
+      </w:r>
+      <w:r>
+        <w:t xml:space="preserve">Your team runs and extends it; there is no lock-in by obscurity.</w:t>
+      </w:r>
+    </w:p>
+    <w:bookmarkEnd w:id="48"/>
+    <w:bookmarkStart w:id="49" w:name="what-product--software-engineering-costs"/>
+    <w:p>
+      <w:pPr>
+        <w:pStyle w:val="Heading3"/>
+      </w:pPr>
+      <w:r>
+        <w:t xml:space="preserve">What Product &amp; Software Engineering Costs</w:t>
       </w:r>
     </w:p>
     <w:p>
@@ -3133,21 +3646,21 @@
         <w:t xml:space="preserve">surface · compliance load · starting state · model · handover depth.</w:t>
       </w:r>
     </w:p>
-    <w:bookmarkEnd w:id="45"/>
-    <w:bookmarkStart w:id="46" w:name="who-its-for-3"/>
+    <w:bookmarkEnd w:id="49"/>
+    <w:bookmarkStart w:id="50" w:name="X27e333b12462ad9c6522c83d3d5c14159ec29d9"/>
     <w:p>
       <w:pPr>
         <w:pStyle w:val="Heading3"/>
       </w:pPr>
       <w:r>
-        <w:t xml:space="preserve">Who it's for</w:t>
-      </w:r>
-    </w:p>
-    <w:p>
-      <w:pPr>
-        <w:numPr>
-          <w:ilvl w:val="0"/>
-          <w:numId w:val="1011"/>
+        <w:t xml:space="preserve">Who Our Product &amp; Software Engineering Services Are For</w:t>
+      </w:r>
+    </w:p>
+    <w:p>
+      <w:pPr>
+        <w:numPr>
+          <w:ilvl w:val="0"/>
+          <w:numId w:val="1015"/>
         </w:numPr>
         <w:pStyle w:val="Compact"/>
       </w:pPr>
@@ -3159,7 +3672,7 @@
       <w:pPr>
         <w:numPr>
           <w:ilvl w:val="0"/>
-          <w:numId w:val="1011"/>
+          <w:numId w:val="1015"/>
         </w:numPr>
         <w:pStyle w:val="Compact"/>
       </w:pPr>
@@ -3171,7 +3684,7 @@
       <w:pPr>
         <w:numPr>
           <w:ilvl w:val="0"/>
-          <w:numId w:val="1011"/>
+          <w:numId w:val="1015"/>
         </w:numPr>
         <w:pStyle w:val="Compact"/>
       </w:pPr>
@@ -3183,7 +3696,7 @@
       <w:pPr>
         <w:numPr>
           <w:ilvl w:val="0"/>
-          <w:numId w:val="1011"/>
+          <w:numId w:val="1015"/>
         </w:numPr>
         <w:pStyle w:val="Compact"/>
       </w:pPr>
@@ -3191,8 +3704,8 @@
         <w:t xml:space="preserve">Teams who want the system handed back, documented, and runnable by their own engineers</w:t>
       </w:r>
     </w:p>
-    <w:bookmarkEnd w:id="46"/>
-    <w:bookmarkStart w:id="47" w:name="who-its-not-for-3"/>
+    <w:bookmarkEnd w:id="50"/>
+    <w:bookmarkStart w:id="51" w:name="who-its-not-for-3"/>
     <w:p>
       <w:pPr>
         <w:pStyle w:val="Heading3"/>
@@ -3205,7 +3718,7 @@
       <w:pPr>
         <w:numPr>
           <w:ilvl w:val="0"/>
-          <w:numId w:val="1012"/>
+          <w:numId w:val="1016"/>
         </w:numPr>
         <w:pStyle w:val="Compact"/>
       </w:pPr>
@@ -3217,7 +3730,7 @@
       <w:pPr>
         <w:numPr>
           <w:ilvl w:val="0"/>
-          <w:numId w:val="1012"/>
+          <w:numId w:val="1016"/>
         </w:numPr>
         <w:pStyle w:val="Compact"/>
       </w:pPr>
@@ -3229,7 +3742,7 @@
       <w:pPr>
         <w:numPr>
           <w:ilvl w:val="0"/>
-          <w:numId w:val="1012"/>
+          <w:numId w:val="1016"/>
         </w:numPr>
         <w:pStyle w:val="Compact"/>
       </w:pPr>
@@ -3237,14 +3750,14 @@
         <w:t xml:space="preserve">Teams wanting a permanent outsourced black box; handover is designed in, not optional</w:t>
       </w:r>
     </w:p>
-    <w:bookmarkEnd w:id="47"/>
-    <w:bookmarkStart w:id="48" w:name="faq-3"/>
+    <w:bookmarkEnd w:id="51"/>
+    <w:bookmarkStart w:id="52" w:name="X58a821b547e7fb266079e634a65c6abdab7a12f"/>
     <w:p>
       <w:pPr>
         <w:pStyle w:val="Heading3"/>
       </w:pPr>
       <w:r>
-        <w:t xml:space="preserve">FAQ</w:t>
+        <w:t xml:space="preserve">Frequently Asked Questions About Product &amp; Software Engineering</w:t>
       </w:r>
     </w:p>
     <w:p>
@@ -3439,9 +3952,9 @@
         <w:t xml:space="preserve">development company, zero trust without stopping delivery.</w:t>
       </w:r>
     </w:p>
-    <w:bookmarkEnd w:id="48"/>
-    <w:bookmarkEnd w:id="49"/>
-    <w:bookmarkStart w:id="57" w:name="web-development-services"/>
+    <w:bookmarkEnd w:id="52"/>
+    <w:bookmarkEnd w:id="53"/>
+    <w:bookmarkStart w:id="62" w:name="web-development-services"/>
     <w:p>
       <w:pPr>
         <w:pStyle w:val="Heading2"/>
@@ -3615,13 +4128,13 @@
         <w:t xml:space="preserve">Pixorama has.</w:t>
       </w:r>
     </w:p>
-    <w:bookmarkStart w:id="50" w:name="whats-included-4"/>
+    <w:bookmarkStart w:id="54" w:name="Xe1ec037ca3d6f786b4312295d9bcc5aa7f1ac9b"/>
     <w:p>
       <w:pPr>
         <w:pStyle w:val="Heading3"/>
       </w:pPr>
       <w:r>
-        <w:t xml:space="preserve">What's included</w:t>
+        <w:t xml:space="preserve">What Our Web Development Services Include</w:t>
       </w:r>
     </w:p>
     <w:tbl>
@@ -3865,8 +4378,8 @@
         </w:tc>
       </w:tr>
     </w:tbl>
-    <w:bookmarkEnd w:id="50"/>
-    <w:bookmarkStart w:id="51" w:name="timelines-4"/>
+    <w:bookmarkEnd w:id="54"/>
+    <w:bookmarkStart w:id="55" w:name="timelines-4"/>
     <w:p>
       <w:pPr>
         <w:pStyle w:val="Heading3"/>
@@ -3879,7 +4392,7 @@
       <w:pPr>
         <w:numPr>
           <w:ilvl w:val="0"/>
-          <w:numId w:val="1013"/>
+          <w:numId w:val="1017"/>
         </w:numPr>
         <w:pStyle w:val="Compact"/>
       </w:pPr>
@@ -3891,7 +4404,7 @@
       <w:pPr>
         <w:numPr>
           <w:ilvl w:val="0"/>
-          <w:numId w:val="1013"/>
+          <w:numId w:val="1017"/>
         </w:numPr>
         <w:pStyle w:val="Compact"/>
       </w:pPr>
@@ -3899,14 +4412,134 @@
         <w:t xml:space="preserve">Search and growth work compounds over months, not weeks. We say so rather than imply otherwise.</w:t>
       </w:r>
     </w:p>
-    <w:bookmarkEnd w:id="51"/>
-    <w:bookmarkStart w:id="52" w:name="what-drives-cost-4"/>
+    <w:bookmarkEnd w:id="55"/>
+    <w:bookmarkStart w:id="56" w:name="our-five-step-web-development-process"/>
     <w:p>
       <w:pPr>
         <w:pStyle w:val="Heading3"/>
       </w:pPr>
       <w:r>
-        <w:t xml:space="preserve">What drives cost</w:t>
+        <w:t xml:space="preserve">Our Five-Step Web Development Process</w:t>
+      </w:r>
+    </w:p>
+    <w:p>
+      <w:pPr>
+        <w:numPr>
+          <w:ilvl w:val="0"/>
+          <w:numId w:val="1018"/>
+        </w:numPr>
+        <w:pStyle w:val="Compact"/>
+      </w:pPr>
+      <w:r>
+        <w:rPr>
+          <w:bCs/>
+          <w:b/>
+        </w:rPr>
+        <w:t xml:space="preserve">Audit what the current site earns</w:t>
+      </w:r>
+      <w:r>
+        <w:t xml:space="preserve"> </w:t>
+      </w:r>
+      <w:r>
+        <w:t xml:space="preserve">Traffic, enquiries and attribution, so the build has a baseline to beat.</w:t>
+      </w:r>
+    </w:p>
+    <w:p>
+      <w:pPr>
+        <w:numPr>
+          <w:ilvl w:val="0"/>
+          <w:numId w:val="1018"/>
+        </w:numPr>
+        <w:pStyle w:val="Compact"/>
+      </w:pPr>
+      <w:r>
+        <w:rPr>
+          <w:bCs/>
+          <w:b/>
+        </w:rPr>
+        <w:t xml:space="preserve">Structure before design</w:t>
+      </w:r>
+      <w:r>
+        <w:t xml:space="preserve"> </w:t>
+      </w:r>
+      <w:r>
+        <w:t xml:space="preserve">Service and category architecture that can rank, rather than one page doing everything.</w:t>
+      </w:r>
+    </w:p>
+    <w:p>
+      <w:pPr>
+        <w:numPr>
+          <w:ilvl w:val="0"/>
+          <w:numId w:val="1018"/>
+        </w:numPr>
+        <w:pStyle w:val="Compact"/>
+      </w:pPr>
+      <w:r>
+        <w:rPr>
+          <w:bCs/>
+          <w:b/>
+        </w:rPr>
+        <w:t xml:space="preserve">Build on a stack your team can edit</w:t>
+      </w:r>
+      <w:r>
+        <w:t xml:space="preserve"> </w:t>
+      </w:r>
+      <w:r>
+        <w:t xml:space="preserve">Fast, accessible and measurable, with the analytics wired from day one.</w:t>
+      </w:r>
+    </w:p>
+    <w:p>
+      <w:pPr>
+        <w:numPr>
+          <w:ilvl w:val="0"/>
+          <w:numId w:val="1018"/>
+        </w:numPr>
+        <w:pStyle w:val="Compact"/>
+      </w:pPr>
+      <w:r>
+        <w:rPr>
+          <w:bCs/>
+          <w:b/>
+        </w:rPr>
+        <w:t xml:space="preserve">Migrate with redirects mapped</w:t>
+      </w:r>
+      <w:r>
+        <w:t xml:space="preserve"> </w:t>
+      </w:r>
+      <w:r>
+        <w:t xml:space="preserve">The step that is usually skipped and most often causes the traffic drop.</w:t>
+      </w:r>
+    </w:p>
+    <w:p>
+      <w:pPr>
+        <w:numPr>
+          <w:ilvl w:val="0"/>
+          <w:numId w:val="1018"/>
+        </w:numPr>
+        <w:pStyle w:val="Compact"/>
+      </w:pPr>
+      <w:r>
+        <w:rPr>
+          <w:bCs/>
+          <w:b/>
+        </w:rPr>
+        <w:t xml:space="preserve">Measure, then compound</w:t>
+      </w:r>
+      <w:r>
+        <w:t xml:space="preserve"> </w:t>
+      </w:r>
+      <w:r>
+        <w:t xml:space="preserve">Search and growth work reported against the baseline, month over month.</w:t>
+      </w:r>
+    </w:p>
+    <w:bookmarkEnd w:id="56"/>
+    <w:bookmarkStart w:id="57" w:name="what-web-development-services-cost"/>
+    <w:p>
+      <w:pPr>
+        <w:pStyle w:val="Heading3"/>
+      </w:pPr>
+      <w:r>
+        <w:t xml:space="preserve">What Web Development Services Cost</w:t>
       </w:r>
     </w:p>
     <w:p>
@@ -3929,21 +4562,21 @@
         <w:t xml:space="preserve">indexation work a new build does not · ongoing growth work.</w:t>
       </w:r>
     </w:p>
-    <w:bookmarkEnd w:id="52"/>
-    <w:bookmarkStart w:id="53" w:name="who-its-for-4"/>
+    <w:bookmarkEnd w:id="57"/>
+    <w:bookmarkStart w:id="58" w:name="who-our-web-development-services-are-for"/>
     <w:p>
       <w:pPr>
         <w:pStyle w:val="Heading3"/>
       </w:pPr>
       <w:r>
-        <w:t xml:space="preserve">Who it's for</w:t>
-      </w:r>
-    </w:p>
-    <w:p>
-      <w:pPr>
-        <w:numPr>
-          <w:ilvl w:val="0"/>
-          <w:numId w:val="1014"/>
+        <w:t xml:space="preserve">Who Our Web Development Services Are For</w:t>
+      </w:r>
+    </w:p>
+    <w:p>
+      <w:pPr>
+        <w:numPr>
+          <w:ilvl w:val="0"/>
+          <w:numId w:val="1019"/>
         </w:numPr>
         <w:pStyle w:val="Compact"/>
       </w:pPr>
@@ -3955,7 +4588,7 @@
       <w:pPr>
         <w:numPr>
           <w:ilvl w:val="0"/>
-          <w:numId w:val="1014"/>
+          <w:numId w:val="1019"/>
         </w:numPr>
         <w:pStyle w:val="Compact"/>
       </w:pPr>
@@ -3967,7 +4600,7 @@
       <w:pPr>
         <w:numPr>
           <w:ilvl w:val="0"/>
-          <w:numId w:val="1014"/>
+          <w:numId w:val="1019"/>
         </w:numPr>
         <w:pStyle w:val="Compact"/>
       </w:pPr>
@@ -3979,7 +4612,7 @@
       <w:pPr>
         <w:numPr>
           <w:ilvl w:val="0"/>
-          <w:numId w:val="1014"/>
+          <w:numId w:val="1019"/>
         </w:numPr>
         <w:pStyle w:val="Compact"/>
       </w:pPr>
@@ -3987,8 +4620,8 @@
         <w:t xml:space="preserve">Teams who want AI assistants to be able to quote and cite their pages</w:t>
       </w:r>
     </w:p>
-    <w:bookmarkEnd w:id="53"/>
-    <w:bookmarkStart w:id="54" w:name="who-its-not-for-4"/>
+    <w:bookmarkEnd w:id="58"/>
+    <w:bookmarkStart w:id="59" w:name="who-its-not-for-4"/>
     <w:p>
       <w:pPr>
         <w:pStyle w:val="Heading3"/>
@@ -4001,7 +4634,7 @@
       <w:pPr>
         <w:numPr>
           <w:ilvl w:val="0"/>
-          <w:numId w:val="1015"/>
+          <w:numId w:val="1020"/>
         </w:numPr>
         <w:pStyle w:val="Compact"/>
       </w:pPr>
@@ -4013,7 +4646,7 @@
       <w:pPr>
         <w:numPr>
           <w:ilvl w:val="0"/>
-          <w:numId w:val="1015"/>
+          <w:numId w:val="1020"/>
         </w:numPr>
         <w:pStyle w:val="Compact"/>
       </w:pPr>
@@ -4025,7 +4658,7 @@
       <w:pPr>
         <w:numPr>
           <w:ilvl w:val="0"/>
-          <w:numId w:val="1015"/>
+          <w:numId w:val="1020"/>
         </w:numPr>
         <w:pStyle w:val="Compact"/>
       </w:pPr>
@@ -4033,14 +4666,14 @@
         <w:t xml:space="preserve">Teams wanting volume content production disconnected from a service they actually sell</w:t>
       </w:r>
     </w:p>
-    <w:bookmarkEnd w:id="54"/>
-    <w:bookmarkStart w:id="55" w:name="faq-4"/>
+    <w:bookmarkEnd w:id="59"/>
+    <w:bookmarkStart w:id="60" w:name="X583bd92f33251896ccbc9e216a872f5410f9924"/>
     <w:p>
       <w:pPr>
         <w:pStyle w:val="Heading3"/>
       </w:pPr>
       <w:r>
-        <w:t xml:space="preserve">FAQ</w:t>
+        <w:t xml:space="preserve">Frequently Asked Questions About Web Development Services</w:t>
       </w:r>
     </w:p>
     <w:p>
@@ -4181,8 +4814,8 @@
         <w:t xml:space="preserve">cycles. Search results compound over months. Anyone promising rankings on a fixed date is guessing.</w:t>
       </w:r>
     </w:p>
-    <w:bookmarkEnd w:id="55"/>
-    <w:bookmarkStart w:id="56" w:name="internal-note-before-this-page-ships"/>
+    <w:bookmarkEnd w:id="60"/>
+    <w:bookmarkStart w:id="61" w:name="internal-note-before-this-page-ships"/>
     <w:p>
       <w:pPr>
         <w:pStyle w:val="Heading3"/>
@@ -4237,9 +4870,9 @@
         <w:t xml:space="preserve">questions: site migration without losing traffic, catalogue SEO at scale, what AEO changes.</w:t>
       </w:r>
     </w:p>
-    <w:bookmarkEnd w:id="56"/>
-    <w:bookmarkEnd w:id="57"/>
-    <w:bookmarkStart w:id="61" w:name="proof-status"/>
+    <w:bookmarkEnd w:id="61"/>
+    <w:bookmarkEnd w:id="62"/>
+    <w:bookmarkStart w:id="66" w:name="proof-status"/>
     <w:p>
       <w:pPr>
         <w:pStyle w:val="Heading2"/>
@@ -4817,7 +5450,7 @@
         </w:tc>
       </w:tr>
     </w:tbl>
-    <w:bookmarkStart w:id="58" w:name="what-was-filled"/>
+    <w:bookmarkStart w:id="63" w:name="what-was-filled"/>
     <w:p>
       <w:pPr>
         <w:pStyle w:val="Heading3"/>
@@ -5102,8 +5735,8 @@
         <w:t xml:space="preserve">does not support.</w:t>
       </w:r>
     </w:p>
-    <w:bookmarkEnd w:id="58"/>
-    <w:bookmarkStart w:id="59" w:name="what-pixorama-still-has-to-supply"/>
+    <w:bookmarkEnd w:id="63"/>
+    <w:bookmarkStart w:id="64" w:name="what-pixorama-still-has-to-supply"/>
     <w:p>
       <w:pPr>
         <w:pStyle w:val="Heading3"/>
@@ -5116,7 +5749,7 @@
       <w:pPr>
         <w:numPr>
           <w:ilvl w:val="0"/>
-          <w:numId w:val="1016"/>
+          <w:numId w:val="1021"/>
         </w:numPr>
         <w:pStyle w:val="Compact"/>
       </w:pPr>
@@ -5150,7 +5783,7 @@
       <w:pPr>
         <w:numPr>
           <w:ilvl w:val="0"/>
-          <w:numId w:val="1016"/>
+          <w:numId w:val="1021"/>
         </w:numPr>
         <w:pStyle w:val="Compact"/>
       </w:pPr>
@@ -5184,7 +5817,7 @@
       <w:pPr>
         <w:numPr>
           <w:ilvl w:val="0"/>
-          <w:numId w:val="1016"/>
+          <w:numId w:val="1021"/>
         </w:numPr>
         <w:pStyle w:val="Compact"/>
       </w:pPr>
@@ -5212,7 +5845,7 @@
       <w:pPr>
         <w:numPr>
           <w:ilvl w:val="0"/>
-          <w:numId w:val="1016"/>
+          <w:numId w:val="1021"/>
         </w:numPr>
         <w:pStyle w:val="Compact"/>
       </w:pPr>
@@ -5227,8 +5860,8 @@
         <w:t xml:space="preserve">, and whether any client will go on record for mobile.</w:t>
       </w:r>
     </w:p>
-    <w:bookmarkEnd w:id="59"/>
-    <w:bookmarkStart w:id="60" w:name="X11da474434c1a5186d70a61eafe6abd570028d6"/>
+    <w:bookmarkEnd w:id="64"/>
+    <w:bookmarkStart w:id="65" w:name="X11da474434c1a5186d70a61eafe6abd570028d6"/>
     <w:p>
       <w:pPr>
         <w:pStyle w:val="Heading3"/>
@@ -5241,7 +5874,7 @@
       <w:pPr>
         <w:numPr>
           <w:ilvl w:val="0"/>
-          <w:numId w:val="1017"/>
+          <w:numId w:val="1022"/>
         </w:numPr>
         <w:pStyle w:val="Compact"/>
       </w:pPr>
@@ -5287,7 +5920,7 @@
       <w:pPr>
         <w:numPr>
           <w:ilvl w:val="0"/>
-          <w:numId w:val="1017"/>
+          <w:numId w:val="1022"/>
         </w:numPr>
         <w:pStyle w:val="Compact"/>
       </w:pPr>
@@ -5306,7 +5939,7 @@
       <w:pPr>
         <w:numPr>
           <w:ilvl w:val="0"/>
-          <w:numId w:val="1017"/>
+          <w:numId w:val="1022"/>
         </w:numPr>
         <w:pStyle w:val="Compact"/>
       </w:pPr>
@@ -5429,9 +6062,9 @@
         <w:t xml:space="preserve">median uplift in deployment frequency, typical cloud run-cost reduction.</w:t>
       </w:r>
     </w:p>
-    <w:bookmarkEnd w:id="60"/>
-    <w:bookmarkEnd w:id="61"/>
-    <w:bookmarkStart w:id="64" w:name="before-launch"/>
+    <w:bookmarkEnd w:id="65"/>
+    <w:bookmarkEnd w:id="66"/>
+    <w:bookmarkStart w:id="69" w:name="before-launch"/>
     <w:p>
       <w:pPr>
         <w:pStyle w:val="Heading2"/>
@@ -5452,7 +6085,7 @@
       <w:pPr>
         <w:numPr>
           <w:ilvl w:val="0"/>
-          <w:numId w:val="1018"/>
+          <w:numId w:val="1023"/>
         </w:numPr>
         <w:pStyle w:val="Compact"/>
       </w:pPr>
@@ -5492,7 +6125,7 @@
       <w:pPr>
         <w:numPr>
           <w:ilvl w:val="0"/>
-          <w:numId w:val="1018"/>
+          <w:numId w:val="1023"/>
         </w:numPr>
         <w:pStyle w:val="Compact"/>
       </w:pPr>
@@ -5520,7 +6153,7 @@
       <w:pPr>
         <w:numPr>
           <w:ilvl w:val="0"/>
-          <w:numId w:val="1018"/>
+          <w:numId w:val="1023"/>
         </w:numPr>
         <w:pStyle w:val="Compact"/>
       </w:pPr>
@@ -5560,7 +6193,7 @@
       <w:pPr>
         <w:numPr>
           <w:ilvl w:val="0"/>
-          <w:numId w:val="1018"/>
+          <w:numId w:val="1023"/>
         </w:numPr>
         <w:pStyle w:val="Compact"/>
       </w:pPr>
@@ -5611,7 +6244,7 @@
       <w:pPr>
         <w:numPr>
           <w:ilvl w:val="0"/>
-          <w:numId w:val="1018"/>
+          <w:numId w:val="1023"/>
         </w:numPr>
         <w:pStyle w:val="Compact"/>
       </w:pPr>
@@ -5660,7 +6293,7 @@
       <w:pPr>
         <w:numPr>
           <w:ilvl w:val="0"/>
-          <w:numId w:val="1018"/>
+          <w:numId w:val="1023"/>
         </w:numPr>
         <w:pStyle w:val="Compact"/>
       </w:pPr>
@@ -5715,7 +6348,7 @@
       <w:pPr>
         <w:numPr>
           <w:ilvl w:val="0"/>
-          <w:numId w:val="1018"/>
+          <w:numId w:val="1023"/>
         </w:numPr>
         <w:pStyle w:val="Compact"/>
       </w:pPr>
@@ -5838,7 +6471,7 @@
       <w:pPr>
         <w:numPr>
           <w:ilvl w:val="0"/>
-          <w:numId w:val="1018"/>
+          <w:numId w:val="1023"/>
         </w:numPr>
         <w:pStyle w:val="Compact"/>
       </w:pPr>
@@ -5887,7 +6520,7 @@
       <w:pPr>
         <w:numPr>
           <w:ilvl w:val="0"/>
-          <w:numId w:val="1018"/>
+          <w:numId w:val="1023"/>
         </w:numPr>
         <w:pStyle w:val="Compact"/>
       </w:pPr>
@@ -5958,7 +6591,7 @@
         <w:t xml:space="preserve">under a homepage canonical. Build them out or remove them.</w:t>
       </w:r>
     </w:p>
-    <w:bookmarkStart w:id="62" w:name="how-these-pages-should-be-judged"/>
+    <w:bookmarkStart w:id="67" w:name="how-these-pages-should-be-judged"/>
     <w:p>
       <w:pPr>
         <w:pStyle w:val="Heading3"/>
@@ -6033,8 +6666,8 @@
         <w:t xml:space="preserve">categories runs on exactly those sources.</w:t>
       </w:r>
     </w:p>
-    <w:bookmarkEnd w:id="62"/>
-    <w:bookmarkStart w:id="63" w:name="where-the-work-lives"/>
+    <w:bookmarkEnd w:id="67"/>
+    <w:bookmarkStart w:id="68" w:name="where-the-work-lives"/>
     <w:p>
       <w:pPr>
         <w:pStyle w:val="Heading3"/>
@@ -6153,9 +6786,9 @@
         <w:t xml:space="preserve">list.</w:t>
       </w:r>
     </w:p>
-    <w:bookmarkEnd w:id="63"/>
-    <w:bookmarkEnd w:id="64"/>
-    <w:bookmarkEnd w:id="65"/>
+    <w:bookmarkEnd w:id="68"/>
+    <w:bookmarkEnd w:id="69"/>
+    <w:bookmarkEnd w:id="70"/>
     <w:sectPr>
       <w:pgSz w:w="12240" w:h="15840"/>
       <w:pgMar w:top="1152" w:right="1152" w:bottom="1152" w:left="1152" w:header="720" w:footer="720" w:gutter="0"/>
@@ -6434,48 +7067,6 @@
     <w:abstractNumId w:val="991"/>
   </w:num>
   <w:num w:numId="1002">
-    <w:abstractNumId w:val="991"/>
-  </w:num>
-  <w:num w:numId="1003">
-    <w:abstractNumId w:val="991"/>
-  </w:num>
-  <w:num w:numId="1004">
-    <w:abstractNumId w:val="991"/>
-  </w:num>
-  <w:num w:numId="1005">
-    <w:abstractNumId w:val="991"/>
-  </w:num>
-  <w:num w:numId="1006">
-    <w:abstractNumId w:val="991"/>
-  </w:num>
-  <w:num w:numId="1007">
-    <w:abstractNumId w:val="991"/>
-  </w:num>
-  <w:num w:numId="1008">
-    <w:abstractNumId w:val="991"/>
-  </w:num>
-  <w:num w:numId="1009">
-    <w:abstractNumId w:val="991"/>
-  </w:num>
-  <w:num w:numId="1010">
-    <w:abstractNumId w:val="991"/>
-  </w:num>
-  <w:num w:numId="1011">
-    <w:abstractNumId w:val="991"/>
-  </w:num>
-  <w:num w:numId="1012">
-    <w:abstractNumId w:val="991"/>
-  </w:num>
-  <w:num w:numId="1013">
-    <w:abstractNumId w:val="991"/>
-  </w:num>
-  <w:num w:numId="1014">
-    <w:abstractNumId w:val="991"/>
-  </w:num>
-  <w:num w:numId="1015">
-    <w:abstractNumId w:val="991"/>
-  </w:num>
-  <w:num w:numId="1016">
     <w:abstractNumId w:val="99411"/>
     <w:lvlOverride w:ilvl="0">
       <w:startOverride w:val="1"/>
@@ -6505,10 +7096,202 @@
       <w:startOverride w:val="1"/>
     </w:lvlOverride>
   </w:num>
+  <w:num w:numId="1003">
+    <w:abstractNumId w:val="991"/>
+  </w:num>
+  <w:num w:numId="1004">
+    <w:abstractNumId w:val="991"/>
+  </w:num>
+  <w:num w:numId="1005">
+    <w:abstractNumId w:val="991"/>
+  </w:num>
+  <w:num w:numId="1006">
+    <w:abstractNumId w:val="99411"/>
+    <w:lvlOverride w:ilvl="0">
+      <w:startOverride w:val="1"/>
+    </w:lvlOverride>
+    <w:lvlOverride w:ilvl="1">
+      <w:startOverride w:val="1"/>
+    </w:lvlOverride>
+    <w:lvlOverride w:ilvl="2">
+      <w:startOverride w:val="1"/>
+    </w:lvlOverride>
+    <w:lvlOverride w:ilvl="3">
+      <w:startOverride w:val="1"/>
+    </w:lvlOverride>
+    <w:lvlOverride w:ilvl="4">
+      <w:startOverride w:val="1"/>
+    </w:lvlOverride>
+    <w:lvlOverride w:ilvl="5">
+      <w:startOverride w:val="1"/>
+    </w:lvlOverride>
+    <w:lvlOverride w:ilvl="6">
+      <w:startOverride w:val="1"/>
+    </w:lvlOverride>
+    <w:lvlOverride w:ilvl="7">
+      <w:startOverride w:val="1"/>
+    </w:lvlOverride>
+    <w:lvlOverride w:ilvl="8">
+      <w:startOverride w:val="1"/>
+    </w:lvlOverride>
+  </w:num>
+  <w:num w:numId="1007">
+    <w:abstractNumId w:val="991"/>
+  </w:num>
+  <w:num w:numId="1008">
+    <w:abstractNumId w:val="991"/>
+  </w:num>
+  <w:num w:numId="1009">
+    <w:abstractNumId w:val="991"/>
+  </w:num>
+  <w:num w:numId="1010">
+    <w:abstractNumId w:val="99411"/>
+    <w:lvlOverride w:ilvl="0">
+      <w:startOverride w:val="1"/>
+    </w:lvlOverride>
+    <w:lvlOverride w:ilvl="1">
+      <w:startOverride w:val="1"/>
+    </w:lvlOverride>
+    <w:lvlOverride w:ilvl="2">
+      <w:startOverride w:val="1"/>
+    </w:lvlOverride>
+    <w:lvlOverride w:ilvl="3">
+      <w:startOverride w:val="1"/>
+    </w:lvlOverride>
+    <w:lvlOverride w:ilvl="4">
+      <w:startOverride w:val="1"/>
+    </w:lvlOverride>
+    <w:lvlOverride w:ilvl="5">
+      <w:startOverride w:val="1"/>
+    </w:lvlOverride>
+    <w:lvlOverride w:ilvl="6">
+      <w:startOverride w:val="1"/>
+    </w:lvlOverride>
+    <w:lvlOverride w:ilvl="7">
+      <w:startOverride w:val="1"/>
+    </w:lvlOverride>
+    <w:lvlOverride w:ilvl="8">
+      <w:startOverride w:val="1"/>
+    </w:lvlOverride>
+  </w:num>
+  <w:num w:numId="1011">
+    <w:abstractNumId w:val="991"/>
+  </w:num>
+  <w:num w:numId="1012">
+    <w:abstractNumId w:val="991"/>
+  </w:num>
+  <w:num w:numId="1013">
+    <w:abstractNumId w:val="991"/>
+  </w:num>
+  <w:num w:numId="1014">
+    <w:abstractNumId w:val="99411"/>
+    <w:lvlOverride w:ilvl="0">
+      <w:startOverride w:val="1"/>
+    </w:lvlOverride>
+    <w:lvlOverride w:ilvl="1">
+      <w:startOverride w:val="1"/>
+    </w:lvlOverride>
+    <w:lvlOverride w:ilvl="2">
+      <w:startOverride w:val="1"/>
+    </w:lvlOverride>
+    <w:lvlOverride w:ilvl="3">
+      <w:startOverride w:val="1"/>
+    </w:lvlOverride>
+    <w:lvlOverride w:ilvl="4">
+      <w:startOverride w:val="1"/>
+    </w:lvlOverride>
+    <w:lvlOverride w:ilvl="5">
+      <w:startOverride w:val="1"/>
+    </w:lvlOverride>
+    <w:lvlOverride w:ilvl="6">
+      <w:startOverride w:val="1"/>
+    </w:lvlOverride>
+    <w:lvlOverride w:ilvl="7">
+      <w:startOverride w:val="1"/>
+    </w:lvlOverride>
+    <w:lvlOverride w:ilvl="8">
+      <w:startOverride w:val="1"/>
+    </w:lvlOverride>
+  </w:num>
+  <w:num w:numId="1015">
+    <w:abstractNumId w:val="991"/>
+  </w:num>
+  <w:num w:numId="1016">
+    <w:abstractNumId w:val="991"/>
+  </w:num>
   <w:num w:numId="1017">
     <w:abstractNumId w:val="991"/>
   </w:num>
   <w:num w:numId="1018">
+    <w:abstractNumId w:val="99411"/>
+    <w:lvlOverride w:ilvl="0">
+      <w:startOverride w:val="1"/>
+    </w:lvlOverride>
+    <w:lvlOverride w:ilvl="1">
+      <w:startOverride w:val="1"/>
+    </w:lvlOverride>
+    <w:lvlOverride w:ilvl="2">
+      <w:startOverride w:val="1"/>
+    </w:lvlOverride>
+    <w:lvlOverride w:ilvl="3">
+      <w:startOverride w:val="1"/>
+    </w:lvlOverride>
+    <w:lvlOverride w:ilvl="4">
+      <w:startOverride w:val="1"/>
+    </w:lvlOverride>
+    <w:lvlOverride w:ilvl="5">
+      <w:startOverride w:val="1"/>
+    </w:lvlOverride>
+    <w:lvlOverride w:ilvl="6">
+      <w:startOverride w:val="1"/>
+    </w:lvlOverride>
+    <w:lvlOverride w:ilvl="7">
+      <w:startOverride w:val="1"/>
+    </w:lvlOverride>
+    <w:lvlOverride w:ilvl="8">
+      <w:startOverride w:val="1"/>
+    </w:lvlOverride>
+  </w:num>
+  <w:num w:numId="1019">
+    <w:abstractNumId w:val="991"/>
+  </w:num>
+  <w:num w:numId="1020">
+    <w:abstractNumId w:val="991"/>
+  </w:num>
+  <w:num w:numId="1021">
+    <w:abstractNumId w:val="99411"/>
+    <w:lvlOverride w:ilvl="0">
+      <w:startOverride w:val="1"/>
+    </w:lvlOverride>
+    <w:lvlOverride w:ilvl="1">
+      <w:startOverride w:val="1"/>
+    </w:lvlOverride>
+    <w:lvlOverride w:ilvl="2">
+      <w:startOverride w:val="1"/>
+    </w:lvlOverride>
+    <w:lvlOverride w:ilvl="3">
+      <w:startOverride w:val="1"/>
+    </w:lvlOverride>
+    <w:lvlOverride w:ilvl="4">
+      <w:startOverride w:val="1"/>
+    </w:lvlOverride>
+    <w:lvlOverride w:ilvl="5">
+      <w:startOverride w:val="1"/>
+    </w:lvlOverride>
+    <w:lvlOverride w:ilvl="6">
+      <w:startOverride w:val="1"/>
+    </w:lvlOverride>
+    <w:lvlOverride w:ilvl="7">
+      <w:startOverride w:val="1"/>
+    </w:lvlOverride>
+    <w:lvlOverride w:ilvl="8">
+      <w:startOverride w:val="1"/>
+    </w:lvlOverride>
+  </w:num>
+  <w:num w:numId="1022">
+    <w:abstractNumId w:val="991"/>
+  </w:num>
+  <w:num w:numId="1023">
     <w:abstractNumId w:val="991"/>
   </w:num>
 </w:numbering>

--- a/Pixorama Service Page Content.docx
+++ b/Pixorama Service Page Content.docx
@@ -1961,7 +1961,7 @@
           <w:bCs/>
           <w:b/>
         </w:rPr>
-        <w:t xml:space="preserve">Can you build AI into our product?</w:t>
+        <w:t xml:space="preserve">Can your AI development services build AI into our product?</w:t>
       </w:r>
       <w:r>
         <w:t xml:space="preserve"> </w:t>
